--- a/.docu/Plantejament del treball.docx
+++ b/.docu/Plantejament del treball.docx
@@ -170,25 +170,7 @@
         <w:rPr>
           <w:rFonts w:ascii="Arial" w:hAnsi="Arial" w:cs="Arial"/>
         </w:rPr>
-        <w:t>Tal com s’ha explicat a ‘</w:t>
-      </w:r>
-      <w:r>
-        <w:rPr>
-          <w:rFonts w:ascii="Arial" w:hAnsi="Arial" w:cs="Arial"/>
-        </w:rPr>
-        <w:t>.docu/Algoritmes per trobar una ruta òptima/Dijkstra.docx</w:t>
-      </w:r>
-      <w:r>
-        <w:rPr>
-          <w:rFonts w:ascii="Arial" w:hAnsi="Arial" w:cs="Arial"/>
-        </w:rPr>
-        <w:t xml:space="preserve">’, el shortest path no té per què ser únic. No obstant això, per com està construït l’algoritme, només es troba una ruta òptima </w:t>
-      </w:r>
-      <w:r>
-        <w:rPr>
-          <w:rFonts w:ascii="Arial" w:hAnsi="Arial" w:cs="Arial"/>
-        </w:rPr>
-        <w:t>i pot ser que un altre minimal path tingui menys iteracions. De totes maneres, per la metodologia emprada ens exposem a aquest “error” o “inconsistència”.</w:t>
+        <w:t>Tots els pesos de les arestes PW són 60s. Al no tenir unes altres dades utilitzarem aquestes igualment encara que sigui evident que no es triga el mateix temps en tots els PW de Barcelona. Per exemple, no és el mateix baixar només un tram d’escales per validar el tiquet i un altre per baixar a l’andana, que haver de baixar varis trams per arribar a l’andana (cas de L5 – Vall d’hebron o L3 – Trinitat Nova).</w:t>
       </w:r>
     </w:p>
     <w:p>
@@ -197,6 +179,30 @@
           <w:rFonts w:ascii="Arial" w:hAnsi="Arial" w:cs="Arial"/>
         </w:rPr>
       </w:pPr>
+      <w:r>
+        <w:rPr>
+          <w:rFonts w:ascii="Arial" w:hAnsi="Arial" w:cs="Arial"/>
+        </w:rPr>
+        <w:t>Tal com s’ha explicat a ‘</w:t>
+      </w:r>
+      <w:r>
+        <w:rPr>
+          <w:rFonts w:ascii="Arial" w:hAnsi="Arial" w:cs="Arial"/>
+        </w:rPr>
+        <w:t>.docu/Algoritmes per trobar una ruta òptima/Dijkstra.docx</w:t>
+      </w:r>
+      <w:r>
+        <w:rPr>
+          <w:rFonts w:ascii="Arial" w:hAnsi="Arial" w:cs="Arial"/>
+        </w:rPr>
+        <w:t xml:space="preserve">’, el shortest path no té per què ser únic. No obstant això, per com està construït l’algoritme, només es troba una ruta òptima </w:t>
+      </w:r>
+      <w:r>
+        <w:rPr>
+          <w:rFonts w:ascii="Arial" w:hAnsi="Arial" w:cs="Arial"/>
+        </w:rPr>
+        <w:t>i pot ser que un altre minimal path tingui menys iteracions. De totes maneres, per la metodologia emprada ens exposem a aquest “error” o “inconsistència”.</w:t>
+      </w:r>
     </w:p>
     <w:p>
       <w:pPr>
@@ -204,12 +210,6 @@
           <w:rFonts w:ascii="Arial" w:hAnsi="Arial" w:cs="Arial"/>
         </w:rPr>
       </w:pPr>
-      <w:r>
-        <w:rPr>
-          <w:rFonts w:ascii="Arial" w:hAnsi="Arial" w:cs="Arial"/>
-        </w:rPr>
-        <w:t>POSSSIBLES CONCLUSIONS</w:t>
-      </w:r>
     </w:p>
     <w:p>
       <w:pPr>
@@ -221,7 +221,7 @@
         <w:rPr>
           <w:rFonts w:ascii="Arial" w:hAnsi="Arial" w:cs="Arial"/>
         </w:rPr>
-        <w:t>Pel cas plantejat la heurísitca per defecte és força dolenta. Per aquest graf amb tants pocs nodes surt a compte (en nombre d’iteracions) utilitzar el Dijkstra. De totes maneres, analitzant l’estructura del nostre graf, podem veure que la gran diferència entre nodes considerats i nodes al camí més curt és troba justament on hi ha “forats”. És aquí només on una heurística ens serviria. Plantejant-ho d’aquesta manera, pensant tal… trobem la heurísitica tal que fa reduir aquesta diferència a un nombre molt menor d’iteracions.</w:t>
+        <w:t>POSSSIBLES CONCLUSIONS</w:t>
       </w:r>
     </w:p>
     <w:p>
@@ -234,6 +234,20 @@
         <w:rPr>
           <w:rFonts w:ascii="Arial" w:hAnsi="Arial" w:cs="Arial"/>
         </w:rPr>
+        <w:t>Pel cas plantejat la heurísitca per defecte és força dolenta. Per aquest graf amb tants pocs nodes surt a compte (en nombre d’iteracions) utilitzar el Dijkstra. De totes maneres, analitzant l’estructura del nostre graf, podem veure que la gran diferència entre nodes considerats i nodes al camí més curt és troba justament on hi ha “forats”. És aquí només on una heurística ens serviria. Plantejant-ho d’aquesta manera, pensant tal… trobem la heurísitica tal que fa reduir aquesta diferència a un nombre molt menor d’iteracions.</w:t>
+      </w:r>
+    </w:p>
+    <w:p>
+      <w:pPr>
+        <w:rPr>
+          <w:rFonts w:ascii="Arial" w:hAnsi="Arial" w:cs="Arial"/>
+        </w:rPr>
+      </w:pPr>
+      <w:r>
+        <w:rPr>
+          <w:rFonts w:ascii="Arial" w:hAnsi="Arial" w:cs="Arial"/>
+        </w:rPr>
+        <w:lastRenderedPageBreak/>
         <w:t>Ojalà fent la heurísitca “by default” em surtin més iteracions en els casos extrems dels forats que amb el dijkstra perquè quedaria super bé</w:t>
       </w:r>
     </w:p>

--- a/.docu/Plantejament del treball.docx
+++ b/.docu/Plantejament del treball.docx
@@ -25,13 +25,7 @@
         <w:rPr>
           <w:rFonts w:ascii="Arial" w:hAnsi="Arial" w:cs="Arial"/>
         </w:rPr>
-        <w:t>No és implementar els dos algoritmes i ja està per molt que sàpiga que són dos que resolen el routing problem o defensar a mort l’A* sinó trobar de la manera que sigui la ruta òptima entre dues entrades del metro de barcelona en les menors iteracions possibles</w:t>
-      </w:r>
-      <w:r>
-        <w:rPr>
-          <w:rFonts w:ascii="Arial" w:hAnsi="Arial" w:cs="Arial"/>
-        </w:rPr>
-        <w:t xml:space="preserve"> sota les condicions descrites a ‘</w:t>
+        <w:t>No és implementar els dos algoritmes i ja està per molt que sàpiga que són dos que resolen el routing problem o defensar a mort l’A* sinó trobar de la manera que sigui la ruta òptima entre dues entrades del metro de barcelona en les menors iteracions possibles sota les condicions descrites a ‘</w:t>
       </w:r>
       <w:r>
         <w:rPr>
@@ -43,13 +37,7 @@
         <w:rPr>
           <w:rFonts w:ascii="Arial" w:hAnsi="Arial" w:cs="Arial"/>
         </w:rPr>
-        <w:t>’</w:t>
-      </w:r>
-      <w:r>
-        <w:rPr>
-          <w:rFonts w:ascii="Arial" w:hAnsi="Arial" w:cs="Arial"/>
-        </w:rPr>
-        <w:t>. Si per això he de fer servir els algoritmes els faig servir però l’objectiu és resoldre LA PREGUNTA</w:t>
+        <w:t>’. Si per això he de fer servir els algoritmes els faig servir però l’objectiu és resoldre LA PREGUNTA</w:t>
       </w:r>
     </w:p>
     <w:p>
@@ -125,27 +113,62 @@
         <w:rPr>
           <w:rFonts w:ascii="Arial" w:hAnsi="Arial" w:cs="Arial"/>
         </w:rPr>
-        <w:t>Vull trobar el camí més ràpid utilitzant el metro entre dues entrades (</w:t>
-      </w:r>
-      <w:r>
-        <w:rPr>
-          <w:rFonts w:ascii="Arial" w:hAnsi="Arial" w:cs="Arial"/>
-        </w:rPr>
-        <w:sym w:font="Wingdings" w:char="F0DF"/>
-      </w:r>
-      <w:r>
-        <w:rPr>
-          <w:rFonts w:ascii="Arial" w:hAnsi="Arial" w:cs="Arial"/>
-        </w:rPr>
-        <w:t xml:space="preserve"> dijkstra) + condicions inicials en el menor nombre d’iteracions possibles</w:t>
+        <w:t xml:space="preserve">Quin és el camí més ràpid entre dues entrades donades de la xarxa de metro de Barcelona (utilitzant el metro) trobat amb el </w:t>
+      </w:r>
+      <w:r>
+        <w:rPr>
+          <w:rFonts w:ascii="Arial" w:hAnsi="Arial" w:cs="Arial"/>
+        </w:rPr>
+        <w:t>menor nombre d’iteracions possibles</w:t>
+      </w:r>
+      <w:r>
+        <w:rPr>
+          <w:rFonts w:ascii="Arial" w:hAnsi="Arial" w:cs="Arial"/>
+        </w:rPr>
+        <w:t xml:space="preserve"> </w:t>
+      </w:r>
+      <w:r>
+        <w:rPr>
+          <w:rFonts w:ascii="Arial" w:hAnsi="Arial" w:cs="Arial"/>
+          <w:lang w:val="es-ES"/>
+        </w:rPr>
+        <w:t>sota unes certes condicions i hipòtesis</w:t>
+      </w:r>
+      <w:r>
+        <w:rPr>
+          <w:rFonts w:ascii="Arial" w:hAnsi="Arial" w:cs="Arial"/>
+        </w:rPr>
+        <w:t>?</w:t>
       </w:r>
     </w:p>
     <w:p>
       <w:pPr>
         <w:rPr>
           <w:rFonts w:ascii="Arial" w:hAnsi="Arial" w:cs="Arial"/>
-        </w:rPr>
-      </w:pPr>
+          <w:color w:val="BFBFBF" w:themeColor="background1" w:themeShade="BF"/>
+        </w:rPr>
+      </w:pPr>
+      <w:r>
+        <w:rPr>
+          <w:rFonts w:ascii="Arial" w:hAnsi="Arial" w:cs="Arial"/>
+          <w:color w:val="BFBFBF" w:themeColor="background1" w:themeShade="BF"/>
+        </w:rPr>
+        <w:t>Vull trobar el camí més ràpid utilitzant el metro entre dues entrades (</w:t>
+      </w:r>
+      <w:r>
+        <w:rPr>
+          <w:rFonts w:ascii="Arial" w:hAnsi="Arial" w:cs="Arial"/>
+          <w:color w:val="BFBFBF" w:themeColor="background1" w:themeShade="BF"/>
+        </w:rPr>
+        <w:sym w:font="Wingdings" w:char="F0DF"/>
+      </w:r>
+      <w:r>
+        <w:rPr>
+          <w:rFonts w:ascii="Arial" w:hAnsi="Arial" w:cs="Arial"/>
+          <w:color w:val="BFBFBF" w:themeColor="background1" w:themeShade="BF"/>
+        </w:rPr>
+        <w:t xml:space="preserve"> dijkstra) + condicions inicials en el menor nombre d’iteracions possibles</w:t>
+      </w:r>
     </w:p>
     <w:p>
       <w:pPr>
@@ -153,12 +176,6 @@
           <w:rFonts w:ascii="Arial" w:hAnsi="Arial" w:cs="Arial"/>
         </w:rPr>
       </w:pPr>
-      <w:r>
-        <w:rPr>
-          <w:rFonts w:ascii="Arial" w:hAnsi="Arial" w:cs="Arial"/>
-        </w:rPr>
-        <w:t>RESTRICCIONS</w:t>
-      </w:r>
     </w:p>
     <w:p>
       <w:pPr>
@@ -170,7 +187,7 @@
         <w:rPr>
           <w:rFonts w:ascii="Arial" w:hAnsi="Arial" w:cs="Arial"/>
         </w:rPr>
-        <w:t>Tots els pesos de les arestes PW són 60s. Al no tenir unes altres dades utilitzarem aquestes igualment encara que sigui evident que no es triga el mateix temps en tots els PW de Barcelona. Per exemple, no és el mateix baixar només un tram d’escales per validar el tiquet i un altre per baixar a l’andana, que haver de baixar varis trams per arribar a l’andana (cas de L5 – Vall d’hebron o L3 – Trinitat Nova).</w:t>
+        <w:t>RESTRICCIONS</w:t>
       </w:r>
     </w:p>
     <w:p>
@@ -183,25 +200,7 @@
         <w:rPr>
           <w:rFonts w:ascii="Arial" w:hAnsi="Arial" w:cs="Arial"/>
         </w:rPr>
-        <w:t>Tal com s’ha explicat a ‘</w:t>
-      </w:r>
-      <w:r>
-        <w:rPr>
-          <w:rFonts w:ascii="Arial" w:hAnsi="Arial" w:cs="Arial"/>
-        </w:rPr>
-        <w:t>.docu/Algoritmes per trobar una ruta òptima/Dijkstra.docx</w:t>
-      </w:r>
-      <w:r>
-        <w:rPr>
-          <w:rFonts w:ascii="Arial" w:hAnsi="Arial" w:cs="Arial"/>
-        </w:rPr>
-        <w:t xml:space="preserve">’, el shortest path no té per què ser únic. No obstant això, per com està construït l’algoritme, només es troba una ruta òptima </w:t>
-      </w:r>
-      <w:r>
-        <w:rPr>
-          <w:rFonts w:ascii="Arial" w:hAnsi="Arial" w:cs="Arial"/>
-        </w:rPr>
-        <w:t>i pot ser que un altre minimal path tingui menys iteracions. De totes maneres, per la metodologia emprada ens exposem a aquest “error” o “inconsistència”.</w:t>
+        <w:t>Tots els pesos de les arestes PW són 60s. Al no tenir unes altres dades utilitzarem aquestes igualment encara que sigui evident que no es triga el mateix temps en tots els PW de Barcelona. Per exemple, no és el mateix baixar només un tram d’escales per validar el tiquet i un altre per baixar a l’andana, que haver de baixar varis trams per arribar a l’andana (cas de L5 – Vall d’hebron o L3 – Trinitat Nova).</w:t>
       </w:r>
     </w:p>
     <w:p>
@@ -210,6 +209,24 @@
           <w:rFonts w:ascii="Arial" w:hAnsi="Arial" w:cs="Arial"/>
         </w:rPr>
       </w:pPr>
+      <w:r>
+        <w:rPr>
+          <w:rFonts w:ascii="Arial" w:hAnsi="Arial" w:cs="Arial"/>
+        </w:rPr>
+        <w:t>Tal com s’ha explicat a ‘</w:t>
+      </w:r>
+      <w:r>
+        <w:rPr>
+          <w:rFonts w:ascii="Arial" w:hAnsi="Arial" w:cs="Arial"/>
+        </w:rPr>
+        <w:t>.docu/Algoritmes per trobar una ruta òptima/Dijkstra.docx</w:t>
+      </w:r>
+      <w:r>
+        <w:rPr>
+          <w:rFonts w:ascii="Arial" w:hAnsi="Arial" w:cs="Arial"/>
+        </w:rPr>
+        <w:t>’, el shortest path no té per què ser únic. No obstant això, per com està construït l’algoritme, només es troba una ruta òptima i pot ser que un altre minimal path tingui menys iteracions. De totes maneres, per la metodologia emprada ens exposem a aquest “error” o “inconsistència”.</w:t>
+      </w:r>
     </w:p>
     <w:p>
       <w:pPr>
@@ -217,12 +234,6 @@
           <w:rFonts w:ascii="Arial" w:hAnsi="Arial" w:cs="Arial"/>
         </w:rPr>
       </w:pPr>
-      <w:r>
-        <w:rPr>
-          <w:rFonts w:ascii="Arial" w:hAnsi="Arial" w:cs="Arial"/>
-        </w:rPr>
-        <w:t>POSSSIBLES CONCLUSIONS</w:t>
-      </w:r>
     </w:p>
     <w:p>
       <w:pPr>
@@ -234,7 +245,7 @@
         <w:rPr>
           <w:rFonts w:ascii="Arial" w:hAnsi="Arial" w:cs="Arial"/>
         </w:rPr>
-        <w:t>Pel cas plantejat la heurísitca per defecte és força dolenta. Per aquest graf amb tants pocs nodes surt a compte (en nombre d’iteracions) utilitzar el Dijkstra. De totes maneres, analitzant l’estructura del nostre graf, podem veure que la gran diferència entre nodes considerats i nodes al camí més curt és troba justament on hi ha “forats”. És aquí només on una heurística ens serviria. Plantejant-ho d’aquesta manera, pensant tal… trobem la heurísitica tal que fa reduir aquesta diferència a un nombre molt menor d’iteracions.</w:t>
+        <w:t>POSSSIBLES CONCLUSIONS</w:t>
       </w:r>
     </w:p>
     <w:p>
@@ -247,7 +258,26 @@
         <w:rPr>
           <w:rFonts w:ascii="Arial" w:hAnsi="Arial" w:cs="Arial"/>
         </w:rPr>
+        <w:t xml:space="preserve">Pel cas plantejat la heurísitca per defecte és força dolenta. Per aquest graf amb tants pocs nodes surt a compte (en nombre d’iteracions) utilitzar el Dijkstra. De totes maneres, analitzant l’estructura del nostre graf, podem veure que la gran diferència entre nodes considerats i nodes al camí més curt és troba justament on hi ha </w:t>
+      </w:r>
+      <w:r>
+        <w:rPr>
+          <w:rFonts w:ascii="Arial" w:hAnsi="Arial" w:cs="Arial"/>
+        </w:rPr>
         <w:lastRenderedPageBreak/>
+        <w:t>“forats”. És aquí només on una heurística ens serviria. Plantejant-ho d’aquesta manera, pensant tal… trobem la heurísitica tal que fa reduir aquesta diferència a un nombre molt menor d’iteracions.</w:t>
+      </w:r>
+    </w:p>
+    <w:p>
+      <w:pPr>
+        <w:rPr>
+          <w:rFonts w:ascii="Arial" w:hAnsi="Arial" w:cs="Arial"/>
+        </w:rPr>
+      </w:pPr>
+      <w:r>
+        <w:rPr>
+          <w:rFonts w:ascii="Arial" w:hAnsi="Arial" w:cs="Arial"/>
+        </w:rPr>
         <w:t>Ojalà fent la heurísitca “by default” em surtin més iteracions en els casos extrems dels forats que amb el dijkstra perquè quedaria super bé</w:t>
       </w:r>
     </w:p>
@@ -992,7 +1022,6 @@
   <w:style w:type="character" w:default="1" w:styleId="DefaultParagraphFont">
     <w:name w:val="Default Paragraph Font"/>
     <w:uiPriority w:val="1"/>
-    <w:semiHidden/>
     <w:unhideWhenUsed/>
   </w:style>
   <w:style w:type="table" w:default="1" w:styleId="TableNormal">

--- a/.docu/Plantejament del treball.docx
+++ b/.docu/Plantejament del treball.docx
@@ -113,19 +113,7 @@
         <w:rPr>
           <w:rFonts w:ascii="Arial" w:hAnsi="Arial" w:cs="Arial"/>
         </w:rPr>
-        <w:t xml:space="preserve">Quin és el camí més ràpid entre dues entrades donades de la xarxa de metro de Barcelona (utilitzant el metro) trobat amb el </w:t>
-      </w:r>
-      <w:r>
-        <w:rPr>
-          <w:rFonts w:ascii="Arial" w:hAnsi="Arial" w:cs="Arial"/>
-        </w:rPr>
-        <w:t>menor nombre d’iteracions possibles</w:t>
-      </w:r>
-      <w:r>
-        <w:rPr>
-          <w:rFonts w:ascii="Arial" w:hAnsi="Arial" w:cs="Arial"/>
-        </w:rPr>
-        <w:t xml:space="preserve"> </w:t>
+        <w:t xml:space="preserve">Quin és el camí més ràpid entre dues entrades donades de la xarxa de metro de Barcelona (utilitzant el metro) trobat amb el menor nombre d’iteracions possibles </w:t>
       </w:r>
       <w:r>
         <w:rPr>
@@ -172,6 +160,44 @@
     </w:p>
     <w:p>
       <w:pPr>
+        <w:pStyle w:val="ListParagraph"/>
+        <w:numPr>
+          <w:ilvl w:val="0"/>
+          <w:numId w:val="1"/>
+        </w:numPr>
+        <w:rPr>
+          <w:rFonts w:ascii="Arial" w:hAnsi="Arial" w:cs="Arial"/>
+          <w:color w:val="BFBFBF" w:themeColor="background1" w:themeShade="BF"/>
+        </w:rPr>
+      </w:pPr>
+      <w:r>
+        <w:rPr>
+          <w:rFonts w:ascii="Arial" w:hAnsi="Arial" w:cs="Arial"/>
+        </w:rPr>
+        <w:t>S’ha de recalcar, però, que que un algoritme tingui menys iteracions no implica que sigui més eficient o més ràpid. Veure’m alguns exemples validant això més endavant.</w:t>
+      </w:r>
+    </w:p>
+    <w:p>
+      <w:pPr>
+        <w:pStyle w:val="ListParagraph"/>
+        <w:numPr>
+          <w:ilvl w:val="1"/>
+          <w:numId w:val="1"/>
+        </w:numPr>
+        <w:rPr>
+          <w:rFonts w:ascii="Arial" w:hAnsi="Arial" w:cs="Arial"/>
+          <w:color w:val="BFBFBF" w:themeColor="background1" w:themeShade="BF"/>
+        </w:rPr>
+      </w:pPr>
+      <w:r>
+        <w:rPr>
+          <w:rFonts w:ascii="Arial" w:hAnsi="Arial" w:cs="Arial"/>
+        </w:rPr>
+        <w:t>Mirar resposts Lluís per més detalls</w:t>
+      </w:r>
+    </w:p>
+    <w:p>
+      <w:pPr>
         <w:rPr>
           <w:rFonts w:ascii="Arial" w:hAnsi="Arial" w:cs="Arial"/>
         </w:rPr>
@@ -258,14 +284,8 @@
         <w:rPr>
           <w:rFonts w:ascii="Arial" w:hAnsi="Arial" w:cs="Arial"/>
         </w:rPr>
-        <w:t xml:space="preserve">Pel cas plantejat la heurísitca per defecte és força dolenta. Per aquest graf amb tants pocs nodes surt a compte (en nombre d’iteracions) utilitzar el Dijkstra. De totes maneres, analitzant l’estructura del nostre graf, podem veure que la gran diferència entre nodes considerats i nodes al camí més curt és troba justament on hi ha </w:t>
-      </w:r>
-      <w:r>
-        <w:rPr>
-          <w:rFonts w:ascii="Arial" w:hAnsi="Arial" w:cs="Arial"/>
-        </w:rPr>
         <w:lastRenderedPageBreak/>
-        <w:t>“forats”. És aquí només on una heurística ens serviria. Plantejant-ho d’aquesta manera, pensant tal… trobem la heurísitica tal que fa reduir aquesta diferència a un nombre molt menor d’iteracions.</w:t>
+        <w:t>Pel cas plantejat la heurísitca per defecte és força dolenta. Per aquest graf amb tants pocs nodes surt a compte (en nombre d’iteracions) utilitzar el Dijkstra. De totes maneres, analitzant l’estructura del nostre graf, podem veure que la gran diferència entre nodes considerats i nodes al camí més curt és troba justament on hi ha “forats”. És aquí només on una heurística ens serviria. Plantejant-ho d’aquesta manera, pensant tal… trobem la heurísitica tal que fa reduir aquesta diferència a un nombre molt menor d’iteracions.</w:t>
       </w:r>
     </w:p>
     <w:p>
@@ -315,7 +335,7 @@
         <w:rFonts w:ascii="Arial" w:eastAsiaTheme="minorHAnsi" w:hAnsi="Arial" w:cs="Arial" w:hint="default"/>
       </w:rPr>
     </w:lvl>
-    <w:lvl w:ilvl="1" w:tplc="08090003" w:tentative="1">
+    <w:lvl w:ilvl="1" w:tplc="08090003">
       <w:start w:val="1"/>
       <w:numFmt w:val="bullet"/>
       <w:lvlText w:val="o"/>
@@ -1022,6 +1042,7 @@
   <w:style w:type="character" w:default="1" w:styleId="DefaultParagraphFont">
     <w:name w:val="Default Paragraph Font"/>
     <w:uiPriority w:val="1"/>
+    <w:semiHidden/>
     <w:unhideWhenUsed/>
   </w:style>
   <w:style w:type="table" w:default="1" w:styleId="TableNormal">

--- a/.docu/Plantejament del treball.docx
+++ b/.docu/Plantejament del treball.docx
@@ -6,11 +6,13 @@
       <w:pPr>
         <w:rPr>
           <w:rFonts w:ascii="Arial" w:hAnsi="Arial" w:cs="Arial"/>
-        </w:rPr>
-      </w:pPr>
-      <w:r>
-        <w:rPr>
-          <w:rFonts w:ascii="Arial" w:hAnsi="Arial" w:cs="Arial"/>
+          <w:lang w:val="ca-ES"/>
+        </w:rPr>
+      </w:pPr>
+      <w:r>
+        <w:rPr>
+          <w:rFonts w:ascii="Arial" w:hAnsi="Arial" w:cs="Arial"/>
+          <w:lang w:val="ca-ES"/>
         </w:rPr>
         <w:t>OBJECTIU</w:t>
       </w:r>
@@ -19,25 +21,95 @@
       <w:pPr>
         <w:rPr>
           <w:rFonts w:ascii="Arial" w:hAnsi="Arial" w:cs="Arial"/>
-        </w:rPr>
-      </w:pPr>
-      <w:r>
-        <w:rPr>
-          <w:rFonts w:ascii="Arial" w:hAnsi="Arial" w:cs="Arial"/>
-        </w:rPr>
-        <w:t>No és implementar els dos algoritmes i ja està per molt que sàpiga que són dos que resolen el routing problem o defensar a mort l’A* sinó trobar de la manera que sigui la ruta òptima entre dues entrades del metro de barcelona en les menors iteracions possibles sota les condicions descrites a ‘</w:t>
-      </w:r>
-      <w:r>
-        <w:rPr>
-          <w:rFonts w:ascii="Arial" w:hAnsi="Arial" w:cs="Arial"/>
-        </w:rPr>
-        <w:t>.docu/Hipòtesis.docx</w:t>
-      </w:r>
-      <w:r>
-        <w:rPr>
-          <w:rFonts w:ascii="Arial" w:hAnsi="Arial" w:cs="Arial"/>
-        </w:rPr>
-        <w:t>’. Si per això he de fer servir els algoritmes els faig servir però l’objectiu és resoldre LA PREGUNTA</w:t>
+          <w:lang w:val="ca-ES"/>
+        </w:rPr>
+      </w:pPr>
+      <w:r>
+        <w:rPr>
+          <w:rFonts w:ascii="Arial" w:hAnsi="Arial" w:cs="Arial"/>
+          <w:lang w:val="ca-ES"/>
+        </w:rPr>
+        <w:t xml:space="preserve">No és implementar els dos algoritmes i ja està per molt que sàpiga que són dos que resolen el </w:t>
+      </w:r>
+      <w:proofErr w:type="spellStart"/>
+      <w:r>
+        <w:rPr>
+          <w:rFonts w:ascii="Arial" w:hAnsi="Arial" w:cs="Arial"/>
+          <w:lang w:val="ca-ES"/>
+        </w:rPr>
+        <w:t>routing</w:t>
+      </w:r>
+      <w:proofErr w:type="spellEnd"/>
+      <w:r>
+        <w:rPr>
+          <w:rFonts w:ascii="Arial" w:hAnsi="Arial" w:cs="Arial"/>
+          <w:lang w:val="ca-ES"/>
+        </w:rPr>
+        <w:t xml:space="preserve"> </w:t>
+      </w:r>
+      <w:proofErr w:type="spellStart"/>
+      <w:r>
+        <w:rPr>
+          <w:rFonts w:ascii="Arial" w:hAnsi="Arial" w:cs="Arial"/>
+          <w:lang w:val="ca-ES"/>
+        </w:rPr>
+        <w:t>problem</w:t>
+      </w:r>
+      <w:proofErr w:type="spellEnd"/>
+      <w:r>
+        <w:rPr>
+          <w:rFonts w:ascii="Arial" w:hAnsi="Arial" w:cs="Arial"/>
+          <w:lang w:val="ca-ES"/>
+        </w:rPr>
+        <w:t xml:space="preserve"> o defensar a mort </w:t>
+      </w:r>
+      <w:proofErr w:type="spellStart"/>
+      <w:r>
+        <w:rPr>
+          <w:rFonts w:ascii="Arial" w:hAnsi="Arial" w:cs="Arial"/>
+          <w:lang w:val="ca-ES"/>
+        </w:rPr>
+        <w:t>l’A</w:t>
+      </w:r>
+      <w:proofErr w:type="spellEnd"/>
+      <w:r>
+        <w:rPr>
+          <w:rFonts w:ascii="Arial" w:hAnsi="Arial" w:cs="Arial"/>
+          <w:lang w:val="ca-ES"/>
+        </w:rPr>
+        <w:t xml:space="preserve">* sinó trobar de la manera que sigui la ruta òptima entre dues entrades del metro de </w:t>
+      </w:r>
+      <w:proofErr w:type="spellStart"/>
+      <w:r>
+        <w:rPr>
+          <w:rFonts w:ascii="Arial" w:hAnsi="Arial" w:cs="Arial"/>
+          <w:lang w:val="ca-ES"/>
+        </w:rPr>
+        <w:t>barcelona</w:t>
+      </w:r>
+      <w:proofErr w:type="spellEnd"/>
+      <w:r>
+        <w:rPr>
+          <w:rFonts w:ascii="Arial" w:hAnsi="Arial" w:cs="Arial"/>
+          <w:lang w:val="ca-ES"/>
+        </w:rPr>
+        <w:t xml:space="preserve"> en les menors iteracions possibles sota les condicions descrites a ‘.</w:t>
+      </w:r>
+      <w:proofErr w:type="spellStart"/>
+      <w:r>
+        <w:rPr>
+          <w:rFonts w:ascii="Arial" w:hAnsi="Arial" w:cs="Arial"/>
+          <w:lang w:val="ca-ES"/>
+        </w:rPr>
+        <w:t>docu</w:t>
+      </w:r>
+      <w:proofErr w:type="spellEnd"/>
+      <w:r>
+        <w:rPr>
+          <w:rFonts w:ascii="Arial" w:hAnsi="Arial" w:cs="Arial"/>
+          <w:lang w:val="ca-ES"/>
+        </w:rPr>
+        <w:t>/Hipòtesis.docx’. Si per això he de fer servir els algoritmes els faig servir però l’objectiu és resoldre LA PREGUNTA</w:t>
       </w:r>
     </w:p>
     <w:p>
@@ -49,56 +121,170 @@
         </w:numPr>
         <w:rPr>
           <w:rFonts w:ascii="Arial" w:hAnsi="Arial" w:cs="Arial"/>
-        </w:rPr>
-      </w:pPr>
-      <w:r>
-        <w:rPr>
-          <w:rFonts w:ascii="Arial" w:hAnsi="Arial" w:cs="Arial"/>
-        </w:rPr>
-        <w:t xml:space="preserve">Per això primer hem de construïr el graf </w:t>
-      </w:r>
-      <w:r>
-        <w:rPr>
-          <w:rFonts w:ascii="Arial" w:hAnsi="Arial" w:cs="Arial"/>
+          <w:lang w:val="ca-ES"/>
+        </w:rPr>
+      </w:pPr>
+      <w:r>
+        <w:rPr>
+          <w:rFonts w:ascii="Arial" w:hAnsi="Arial" w:cs="Arial"/>
+          <w:lang w:val="ca-ES"/>
+        </w:rPr>
+        <w:t xml:space="preserve">Per això primer hem de </w:t>
+      </w:r>
+      <w:proofErr w:type="spellStart"/>
+      <w:r>
+        <w:rPr>
+          <w:rFonts w:ascii="Arial" w:hAnsi="Arial" w:cs="Arial"/>
+          <w:lang w:val="ca-ES"/>
+        </w:rPr>
+        <w:t>construïr</w:t>
+      </w:r>
+      <w:proofErr w:type="spellEnd"/>
+      <w:r>
+        <w:rPr>
+          <w:rFonts w:ascii="Arial" w:hAnsi="Arial" w:cs="Arial"/>
+          <w:lang w:val="ca-ES"/>
+        </w:rPr>
+        <w:t xml:space="preserve"> el graf </w:t>
+      </w:r>
+      <w:r>
+        <w:rPr>
+          <w:rFonts w:ascii="Arial" w:hAnsi="Arial" w:cs="Arial"/>
+          <w:lang w:val="ca-ES"/>
         </w:rPr>
         <w:sym w:font="Wingdings" w:char="F0E0"/>
       </w:r>
       <w:r>
         <w:rPr>
           <w:rFonts w:ascii="Arial" w:hAnsi="Arial" w:cs="Arial"/>
-        </w:rPr>
-        <w:t xml:space="preserve"> data_validation</w:t>
-      </w:r>
-    </w:p>
-    <w:p>
-      <w:pPr>
-        <w:rPr>
-          <w:rFonts w:ascii="Arial" w:hAnsi="Arial" w:cs="Arial"/>
-        </w:rPr>
-      </w:pPr>
-      <w:r>
-        <w:rPr>
-          <w:rFonts w:ascii="Arial" w:hAnsi="Arial" w:cs="Arial"/>
-        </w:rPr>
-        <w:t>Encara que l’anàlisi es faci pel nostre graf en cocnret, el codi es construïrà per ser escalable i molt fàcil d’aplicar sense haver de canviar gairebé res per un graf semblant (que compleixi els mateicos checks que aquest perquè és en el que ens hem basat per construïr-lo)</w:t>
-      </w:r>
-    </w:p>
-    <w:p>
-      <w:pPr>
-        <w:rPr>
-          <w:rFonts w:ascii="Arial" w:hAnsi="Arial" w:cs="Arial"/>
-        </w:rPr>
-      </w:pPr>
-    </w:p>
-    <w:p>
-      <w:pPr>
-        <w:rPr>
-          <w:rFonts w:ascii="Arial" w:hAnsi="Arial" w:cs="Arial"/>
-        </w:rPr>
-      </w:pPr>
-      <w:r>
-        <w:rPr>
-          <w:rFonts w:ascii="Arial" w:hAnsi="Arial" w:cs="Arial"/>
+          <w:lang w:val="ca-ES"/>
+        </w:rPr>
+        <w:t xml:space="preserve"> </w:t>
+      </w:r>
+      <w:proofErr w:type="spellStart"/>
+      <w:r>
+        <w:rPr>
+          <w:rFonts w:ascii="Arial" w:hAnsi="Arial" w:cs="Arial"/>
+          <w:lang w:val="ca-ES"/>
+        </w:rPr>
+        <w:t>data_validation</w:t>
+      </w:r>
+      <w:proofErr w:type="spellEnd"/>
+    </w:p>
+    <w:p>
+      <w:pPr>
+        <w:rPr>
+          <w:rFonts w:ascii="Arial" w:hAnsi="Arial" w:cs="Arial"/>
+          <w:lang w:val="ca-ES"/>
+        </w:rPr>
+      </w:pPr>
+      <w:r>
+        <w:rPr>
+          <w:rFonts w:ascii="Arial" w:hAnsi="Arial" w:cs="Arial"/>
+          <w:lang w:val="ca-ES"/>
+        </w:rPr>
+        <w:t xml:space="preserve">Encara que l’anàlisi es faci pel nostre graf en </w:t>
+      </w:r>
+      <w:proofErr w:type="spellStart"/>
+      <w:r>
+        <w:rPr>
+          <w:rFonts w:ascii="Arial" w:hAnsi="Arial" w:cs="Arial"/>
+          <w:lang w:val="ca-ES"/>
+        </w:rPr>
+        <w:t>cocnret</w:t>
+      </w:r>
+      <w:proofErr w:type="spellEnd"/>
+      <w:r>
+        <w:rPr>
+          <w:rFonts w:ascii="Arial" w:hAnsi="Arial" w:cs="Arial"/>
+          <w:lang w:val="ca-ES"/>
+        </w:rPr>
+        <w:t xml:space="preserve">, el codi es </w:t>
+      </w:r>
+      <w:proofErr w:type="spellStart"/>
+      <w:r>
+        <w:rPr>
+          <w:rFonts w:ascii="Arial" w:hAnsi="Arial" w:cs="Arial"/>
+          <w:lang w:val="ca-ES"/>
+        </w:rPr>
+        <w:t>construïrà</w:t>
+      </w:r>
+      <w:proofErr w:type="spellEnd"/>
+      <w:r>
+        <w:rPr>
+          <w:rFonts w:ascii="Arial" w:hAnsi="Arial" w:cs="Arial"/>
+          <w:lang w:val="ca-ES"/>
+        </w:rPr>
+        <w:t xml:space="preserve"> per ser escalable i molt fàcil d’aplicar sense haver de canviar gairebé res per un graf semblant (que compleixi els </w:t>
+      </w:r>
+      <w:proofErr w:type="spellStart"/>
+      <w:r>
+        <w:rPr>
+          <w:rFonts w:ascii="Arial" w:hAnsi="Arial" w:cs="Arial"/>
+          <w:lang w:val="ca-ES"/>
+        </w:rPr>
+        <w:t>mateicos</w:t>
+      </w:r>
+      <w:proofErr w:type="spellEnd"/>
+      <w:r>
+        <w:rPr>
+          <w:rFonts w:ascii="Arial" w:hAnsi="Arial" w:cs="Arial"/>
+          <w:lang w:val="ca-ES"/>
+        </w:rPr>
+        <w:t xml:space="preserve"> </w:t>
+      </w:r>
+      <w:proofErr w:type="spellStart"/>
+      <w:r>
+        <w:rPr>
+          <w:rFonts w:ascii="Arial" w:hAnsi="Arial" w:cs="Arial"/>
+          <w:lang w:val="ca-ES"/>
+        </w:rPr>
+        <w:t>checks</w:t>
+      </w:r>
+      <w:proofErr w:type="spellEnd"/>
+      <w:r>
+        <w:rPr>
+          <w:rFonts w:ascii="Arial" w:hAnsi="Arial" w:cs="Arial"/>
+          <w:lang w:val="ca-ES"/>
+        </w:rPr>
+        <w:t xml:space="preserve"> que aquest perquè és en el que ens hem basat per </w:t>
+      </w:r>
+      <w:proofErr w:type="spellStart"/>
+      <w:r>
+        <w:rPr>
+          <w:rFonts w:ascii="Arial" w:hAnsi="Arial" w:cs="Arial"/>
+          <w:lang w:val="ca-ES"/>
+        </w:rPr>
+        <w:t>construïr-lo</w:t>
+      </w:r>
+      <w:proofErr w:type="spellEnd"/>
+      <w:r>
+        <w:rPr>
+          <w:rFonts w:ascii="Arial" w:hAnsi="Arial" w:cs="Arial"/>
+          <w:lang w:val="ca-ES"/>
+        </w:rPr>
+        <w:t>)</w:t>
+      </w:r>
+    </w:p>
+    <w:p>
+      <w:pPr>
+        <w:rPr>
+          <w:rFonts w:ascii="Arial" w:hAnsi="Arial" w:cs="Arial"/>
+          <w:lang w:val="ca-ES"/>
+        </w:rPr>
+      </w:pPr>
+    </w:p>
+    <w:p>
+      <w:pPr>
+        <w:rPr>
+          <w:rFonts w:ascii="Arial" w:hAnsi="Arial" w:cs="Arial"/>
+          <w:lang w:val="ca-ES"/>
+        </w:rPr>
+      </w:pPr>
+      <w:r>
+        <w:rPr>
+          <w:rFonts w:ascii="Arial" w:hAnsi="Arial" w:cs="Arial"/>
+          <w:lang w:val="ca-ES"/>
         </w:rPr>
         <w:t>LA PREGUNTA</w:t>
       </w:r>
@@ -107,24 +293,34 @@
       <w:pPr>
         <w:rPr>
           <w:rFonts w:ascii="Arial" w:hAnsi="Arial" w:cs="Arial"/>
-        </w:rPr>
-      </w:pPr>
-      <w:r>
-        <w:rPr>
-          <w:rFonts w:ascii="Arial" w:hAnsi="Arial" w:cs="Arial"/>
-        </w:rPr>
-        <w:t xml:space="preserve">Quin és el camí més ràpid entre dues entrades donades de la xarxa de metro de Barcelona (utilitzant el metro) trobat amb el menor nombre d’iteracions possibles </w:t>
-      </w:r>
-      <w:r>
-        <w:rPr>
-          <w:rFonts w:ascii="Arial" w:hAnsi="Arial" w:cs="Arial"/>
-          <w:lang w:val="es-ES"/>
-        </w:rPr>
-        <w:t>sota unes certes condicions i hipòtesis</w:t>
-      </w:r>
-      <w:r>
-        <w:rPr>
-          <w:rFonts w:ascii="Arial" w:hAnsi="Arial" w:cs="Arial"/>
+          <w:lang w:val="ca-ES"/>
+        </w:rPr>
+      </w:pPr>
+      <w:r>
+        <w:rPr>
+          <w:rFonts w:ascii="Arial" w:hAnsi="Arial" w:cs="Arial"/>
+          <w:lang w:val="ca-ES"/>
+        </w:rPr>
+        <w:t xml:space="preserve">Quin és el camí més ràpid entre dues entrades donades de la xarxa de metro de Barcelona (utilitzant el metro) trobat amb el menor nombre d’iteracions possibles sota unes certes condicions i </w:t>
+      </w:r>
+      <w:r>
+        <w:rPr>
+          <w:rFonts w:ascii="Arial" w:hAnsi="Arial" w:cs="Arial"/>
+          <w:lang w:val="ca-ES"/>
+        </w:rPr>
+        <w:t>hipòtesis</w:t>
+      </w:r>
+      <w:r>
+        <w:rPr>
+          <w:rFonts w:ascii="Arial" w:hAnsi="Arial" w:cs="Arial"/>
+          <w:lang w:val="ca-ES"/>
+        </w:rPr>
+        <w:t xml:space="preserve"> (les quals s’aniran plantejant a mesura que es construeixi el graf)</w:t>
+      </w:r>
+      <w:r>
+        <w:rPr>
+          <w:rFonts w:ascii="Arial" w:hAnsi="Arial" w:cs="Arial"/>
+          <w:lang w:val="ca-ES"/>
         </w:rPr>
         <w:t>?</w:t>
       </w:r>
@@ -134,12 +330,14 @@
         <w:rPr>
           <w:rFonts w:ascii="Arial" w:hAnsi="Arial" w:cs="Arial"/>
           <w:color w:val="BFBFBF" w:themeColor="background1" w:themeShade="BF"/>
-        </w:rPr>
-      </w:pPr>
-      <w:r>
-        <w:rPr>
-          <w:rFonts w:ascii="Arial" w:hAnsi="Arial" w:cs="Arial"/>
-          <w:color w:val="BFBFBF" w:themeColor="background1" w:themeShade="BF"/>
+          <w:lang w:val="ca-ES"/>
+        </w:rPr>
+      </w:pPr>
+      <w:r>
+        <w:rPr>
+          <w:rFonts w:ascii="Arial" w:hAnsi="Arial" w:cs="Arial"/>
+          <w:color w:val="BFBFBF" w:themeColor="background1" w:themeShade="BF"/>
+          <w:lang w:val="ca-ES"/>
         </w:rPr>
         <w:t>Vull trobar el camí més ràpid utilitzant el metro entre dues entrades (</w:t>
       </w:r>
@@ -147,6 +345,7 @@
         <w:rPr>
           <w:rFonts w:ascii="Arial" w:hAnsi="Arial" w:cs="Arial"/>
           <w:color w:val="BFBFBF" w:themeColor="background1" w:themeShade="BF"/>
+          <w:lang w:val="ca-ES"/>
         </w:rPr>
         <w:sym w:font="Wingdings" w:char="F0DF"/>
       </w:r>
@@ -154,8 +353,27 @@
         <w:rPr>
           <w:rFonts w:ascii="Arial" w:hAnsi="Arial" w:cs="Arial"/>
           <w:color w:val="BFBFBF" w:themeColor="background1" w:themeShade="BF"/>
-        </w:rPr>
-        <w:t xml:space="preserve"> dijkstra) + condicions inicials en el menor nombre d’iteracions possibles</w:t>
+          <w:lang w:val="ca-ES"/>
+        </w:rPr>
+        <w:t xml:space="preserve"> </w:t>
+      </w:r>
+      <w:proofErr w:type="spellStart"/>
+      <w:r>
+        <w:rPr>
+          <w:rFonts w:ascii="Arial" w:hAnsi="Arial" w:cs="Arial"/>
+          <w:color w:val="BFBFBF" w:themeColor="background1" w:themeShade="BF"/>
+          <w:lang w:val="ca-ES"/>
+        </w:rPr>
+        <w:t>dijkstra</w:t>
+      </w:r>
+      <w:proofErr w:type="spellEnd"/>
+      <w:r>
+        <w:rPr>
+          <w:rFonts w:ascii="Arial" w:hAnsi="Arial" w:cs="Arial"/>
+          <w:color w:val="BFBFBF" w:themeColor="background1" w:themeShade="BF"/>
+          <w:lang w:val="ca-ES"/>
+        </w:rPr>
+        <w:t>) + condicions inicials en el menor nombre d’iteracions possibles</w:t>
       </w:r>
     </w:p>
     <w:p>
@@ -168,13 +386,15 @@
         <w:rPr>
           <w:rFonts w:ascii="Arial" w:hAnsi="Arial" w:cs="Arial"/>
           <w:color w:val="BFBFBF" w:themeColor="background1" w:themeShade="BF"/>
-        </w:rPr>
-      </w:pPr>
-      <w:r>
-        <w:rPr>
-          <w:rFonts w:ascii="Arial" w:hAnsi="Arial" w:cs="Arial"/>
-        </w:rPr>
-        <w:t>S’ha de recalcar, però, que que un algoritme tingui menys iteracions no implica que sigui més eficient o més ràpid. Veure’m alguns exemples validant això més endavant.</w:t>
+          <w:lang w:val="ca-ES"/>
+        </w:rPr>
+      </w:pPr>
+      <w:r>
+        <w:rPr>
+          <w:rFonts w:ascii="Arial" w:hAnsi="Arial" w:cs="Arial"/>
+          <w:lang w:val="ca-ES"/>
+        </w:rPr>
+        <w:t>S’ha de recalcar, però, que un algoritme tingui menys iteracions no implica que sigui més eficient o més ràpid. Veure’m alguns exemples validant això més endavant.</w:t>
       </w:r>
     </w:p>
     <w:p>
@@ -187,31 +407,87 @@
         <w:rPr>
           <w:rFonts w:ascii="Arial" w:hAnsi="Arial" w:cs="Arial"/>
           <w:color w:val="BFBFBF" w:themeColor="background1" w:themeShade="BF"/>
-        </w:rPr>
-      </w:pPr>
-      <w:r>
-        <w:rPr>
-          <w:rFonts w:ascii="Arial" w:hAnsi="Arial" w:cs="Arial"/>
-        </w:rPr>
-        <w:t>Mirar resposts Lluís per més detalls</w:t>
-      </w:r>
-    </w:p>
-    <w:p>
-      <w:pPr>
-        <w:rPr>
-          <w:rFonts w:ascii="Arial" w:hAnsi="Arial" w:cs="Arial"/>
-        </w:rPr>
-      </w:pPr>
-    </w:p>
-    <w:p>
-      <w:pPr>
-        <w:rPr>
-          <w:rFonts w:ascii="Arial" w:hAnsi="Arial" w:cs="Arial"/>
-        </w:rPr>
-      </w:pPr>
-      <w:r>
-        <w:rPr>
-          <w:rFonts w:ascii="Arial" w:hAnsi="Arial" w:cs="Arial"/>
+          <w:lang w:val="ca-ES"/>
+        </w:rPr>
+      </w:pPr>
+      <w:r>
+        <w:rPr>
+          <w:rFonts w:ascii="Arial" w:hAnsi="Arial" w:cs="Arial"/>
+          <w:lang w:val="ca-ES"/>
+        </w:rPr>
+        <w:t xml:space="preserve">Mirar </w:t>
+      </w:r>
+      <w:r>
+        <w:rPr>
+          <w:rFonts w:ascii="Arial" w:hAnsi="Arial" w:cs="Arial"/>
+          <w:lang w:val="ca-ES"/>
+        </w:rPr>
+        <w:t>respostes</w:t>
+      </w:r>
+      <w:r>
+        <w:rPr>
+          <w:rFonts w:ascii="Arial" w:hAnsi="Arial" w:cs="Arial"/>
+          <w:lang w:val="ca-ES"/>
+        </w:rPr>
+        <w:t xml:space="preserve"> Lluís per més detalls</w:t>
+      </w:r>
+    </w:p>
+    <w:p>
+      <w:pPr>
+        <w:rPr>
+          <w:rFonts w:ascii="Arial" w:hAnsi="Arial" w:cs="Arial"/>
+          <w:lang w:val="ca-ES"/>
+        </w:rPr>
+      </w:pPr>
+      <w:r>
+        <w:rPr>
+          <w:rFonts w:ascii="Arial" w:hAnsi="Arial" w:cs="Arial"/>
+          <w:lang w:val="ca-ES"/>
+        </w:rPr>
+        <w:t>OBJECTIU</w:t>
+      </w:r>
+    </w:p>
+    <w:p>
+      <w:pPr>
+        <w:rPr>
+          <w:rFonts w:ascii="Arial" w:hAnsi="Arial" w:cs="Arial"/>
+          <w:lang w:val="ca-ES"/>
+        </w:rPr>
+      </w:pPr>
+      <w:r>
+        <w:rPr>
+          <w:rFonts w:ascii="Arial" w:hAnsi="Arial" w:cs="Arial"/>
+          <w:lang w:val="ca-ES"/>
+        </w:rPr>
+        <w:t xml:space="preserve">Donades dues boques de metro de Barcelona volem </w:t>
+      </w:r>
+      <w:r>
+        <w:rPr>
+          <w:rFonts w:ascii="Arial" w:hAnsi="Arial" w:cs="Arial"/>
+          <w:lang w:val="ca-ES"/>
+        </w:rPr>
+        <w:t xml:space="preserve">resoldre el problema del camí mínim entre un origen i un destí en el menor nombre d’iteracions. </w:t>
+      </w:r>
+    </w:p>
+    <w:p>
+      <w:pPr>
+        <w:rPr>
+          <w:rFonts w:ascii="Arial" w:hAnsi="Arial" w:cs="Arial"/>
+          <w:lang w:val="ca-ES"/>
+        </w:rPr>
+      </w:pPr>
+    </w:p>
+    <w:p>
+      <w:pPr>
+        <w:rPr>
+          <w:rFonts w:ascii="Arial" w:hAnsi="Arial" w:cs="Arial"/>
+          <w:lang w:val="ca-ES"/>
+        </w:rPr>
+      </w:pPr>
+      <w:r>
+        <w:rPr>
+          <w:rFonts w:ascii="Arial" w:hAnsi="Arial" w:cs="Arial"/>
+          <w:lang w:val="ca-ES"/>
         </w:rPr>
         <w:t>RESTRICCIONS</w:t>
       </w:r>
@@ -220,56 +496,239 @@
       <w:pPr>
         <w:rPr>
           <w:rFonts w:ascii="Arial" w:hAnsi="Arial" w:cs="Arial"/>
-        </w:rPr>
-      </w:pPr>
-      <w:r>
-        <w:rPr>
-          <w:rFonts w:ascii="Arial" w:hAnsi="Arial" w:cs="Arial"/>
-        </w:rPr>
-        <w:t>Tots els pesos de les arestes PW són 60s. Al no tenir unes altres dades utilitzarem aquestes igualment encara que sigui evident que no es triga el mateix temps en tots els PW de Barcelona. Per exemple, no és el mateix baixar només un tram d’escales per validar el tiquet i un altre per baixar a l’andana, que haver de baixar varis trams per arribar a l’andana (cas de L5 – Vall d’hebron o L3 – Trinitat Nova).</w:t>
-      </w:r>
-    </w:p>
-    <w:p>
-      <w:pPr>
-        <w:rPr>
-          <w:rFonts w:ascii="Arial" w:hAnsi="Arial" w:cs="Arial"/>
-        </w:rPr>
-      </w:pPr>
-      <w:r>
-        <w:rPr>
-          <w:rFonts w:ascii="Arial" w:hAnsi="Arial" w:cs="Arial"/>
-        </w:rPr>
-        <w:t>Tal com s’ha explicat a ‘</w:t>
-      </w:r>
-      <w:r>
-        <w:rPr>
-          <w:rFonts w:ascii="Arial" w:hAnsi="Arial" w:cs="Arial"/>
-        </w:rPr>
-        <w:t>.docu/Algoritmes per trobar una ruta òptima/Dijkstra.docx</w:t>
-      </w:r>
-      <w:r>
-        <w:rPr>
-          <w:rFonts w:ascii="Arial" w:hAnsi="Arial" w:cs="Arial"/>
-        </w:rPr>
-        <w:t>’, el shortest path no té per què ser únic. No obstant això, per com està construït l’algoritme, només es troba una ruta òptima i pot ser que un altre minimal path tingui menys iteracions. De totes maneres, per la metodologia emprada ens exposem a aquest “error” o “inconsistència”.</w:t>
-      </w:r>
-    </w:p>
-    <w:p>
-      <w:pPr>
-        <w:rPr>
-          <w:rFonts w:ascii="Arial" w:hAnsi="Arial" w:cs="Arial"/>
-        </w:rPr>
-      </w:pPr>
-    </w:p>
-    <w:p>
-      <w:pPr>
-        <w:rPr>
-          <w:rFonts w:ascii="Arial" w:hAnsi="Arial" w:cs="Arial"/>
-        </w:rPr>
-      </w:pPr>
-      <w:r>
-        <w:rPr>
-          <w:rFonts w:ascii="Arial" w:hAnsi="Arial" w:cs="Arial"/>
+          <w:lang w:val="ca-ES"/>
+        </w:rPr>
+      </w:pPr>
+      <w:r>
+        <w:rPr>
+          <w:rFonts w:ascii="Arial" w:hAnsi="Arial" w:cs="Arial"/>
+          <w:lang w:val="ca-ES"/>
+        </w:rPr>
+        <w:t xml:space="preserve">Tots els pesos de les arestes PW són 60s. Al no tenir unes altres dades utilitzarem aquestes igualment encara que sigui evident que no es triga el mateix temps en tots els PW de Barcelona. Per exemple, no és el mateix baixar només un tram d’escales per validar el tiquet i un altre per baixar a l’andana, que haver de baixar varis trams per arribar a l’andana (cas de L5 – Vall </w:t>
+      </w:r>
+      <w:r>
+        <w:rPr>
+          <w:rFonts w:ascii="Arial" w:hAnsi="Arial" w:cs="Arial"/>
+          <w:lang w:val="ca-ES"/>
+        </w:rPr>
+        <w:t>d’Hebron</w:t>
+      </w:r>
+      <w:r>
+        <w:rPr>
+          <w:rFonts w:ascii="Arial" w:hAnsi="Arial" w:cs="Arial"/>
+          <w:lang w:val="ca-ES"/>
+        </w:rPr>
+        <w:t xml:space="preserve"> o L3 – Trinitat Nova).</w:t>
+      </w:r>
+    </w:p>
+    <w:p>
+      <w:pPr>
+        <w:rPr>
+          <w:rFonts w:ascii="Arial" w:hAnsi="Arial" w:cs="Arial"/>
+          <w:lang w:val="ca-ES"/>
+        </w:rPr>
+      </w:pPr>
+      <w:r>
+        <w:rPr>
+          <w:rFonts w:ascii="Arial" w:hAnsi="Arial" w:cs="Arial"/>
+          <w:lang w:val="ca-ES"/>
+        </w:rPr>
+        <w:t>Tal com s’ha explicat a ‘.</w:t>
+      </w:r>
+      <w:proofErr w:type="spellStart"/>
+      <w:r>
+        <w:rPr>
+          <w:rFonts w:ascii="Arial" w:hAnsi="Arial" w:cs="Arial"/>
+          <w:lang w:val="ca-ES"/>
+        </w:rPr>
+        <w:t>docu</w:t>
+      </w:r>
+      <w:proofErr w:type="spellEnd"/>
+      <w:r>
+        <w:rPr>
+          <w:rFonts w:ascii="Arial" w:hAnsi="Arial" w:cs="Arial"/>
+          <w:lang w:val="ca-ES"/>
+        </w:rPr>
+        <w:t xml:space="preserve">/Algoritmes per trobar una ruta òptima/Dijkstra.docx’, el </w:t>
+      </w:r>
+      <w:proofErr w:type="spellStart"/>
+      <w:r>
+        <w:rPr>
+          <w:rFonts w:ascii="Arial" w:hAnsi="Arial" w:cs="Arial"/>
+          <w:lang w:val="ca-ES"/>
+        </w:rPr>
+        <w:t>shortest</w:t>
+      </w:r>
+      <w:proofErr w:type="spellEnd"/>
+      <w:r>
+        <w:rPr>
+          <w:rFonts w:ascii="Arial" w:hAnsi="Arial" w:cs="Arial"/>
+          <w:lang w:val="ca-ES"/>
+        </w:rPr>
+        <w:t xml:space="preserve"> </w:t>
+      </w:r>
+      <w:proofErr w:type="spellStart"/>
+      <w:r>
+        <w:rPr>
+          <w:rFonts w:ascii="Arial" w:hAnsi="Arial" w:cs="Arial"/>
+          <w:lang w:val="ca-ES"/>
+        </w:rPr>
+        <w:t>path</w:t>
+      </w:r>
+      <w:proofErr w:type="spellEnd"/>
+      <w:r>
+        <w:rPr>
+          <w:rFonts w:ascii="Arial" w:hAnsi="Arial" w:cs="Arial"/>
+          <w:lang w:val="ca-ES"/>
+        </w:rPr>
+        <w:t xml:space="preserve"> no té per què ser únic. No obstant això, per com està construït l’algoritme, només es troba una ruta òptima i pot ser que un altre minimal </w:t>
+      </w:r>
+      <w:proofErr w:type="spellStart"/>
+      <w:r>
+        <w:rPr>
+          <w:rFonts w:ascii="Arial" w:hAnsi="Arial" w:cs="Arial"/>
+          <w:lang w:val="ca-ES"/>
+        </w:rPr>
+        <w:t>path</w:t>
+      </w:r>
+      <w:proofErr w:type="spellEnd"/>
+      <w:r>
+        <w:rPr>
+          <w:rFonts w:ascii="Arial" w:hAnsi="Arial" w:cs="Arial"/>
+          <w:lang w:val="ca-ES"/>
+        </w:rPr>
+        <w:t xml:space="preserve"> tingui </w:t>
+      </w:r>
+      <w:r>
+        <w:rPr>
+          <w:rFonts w:ascii="Arial" w:hAnsi="Arial" w:cs="Arial"/>
+          <w:lang w:val="ca-ES"/>
+        </w:rPr>
+        <w:lastRenderedPageBreak/>
+        <w:t>menys iteracions. De totes maneres, per la metodologia emprada ens exposem a aquest “error” o “inconsistència”.</w:t>
+      </w:r>
+    </w:p>
+    <w:p>
+      <w:pPr>
+        <w:rPr>
+          <w:rFonts w:ascii="Arial" w:hAnsi="Arial" w:cs="Arial"/>
+          <w:lang w:val="ca-ES"/>
+        </w:rPr>
+      </w:pPr>
+      <w:r>
+        <w:rPr>
+          <w:rFonts w:ascii="Arial" w:hAnsi="Arial" w:cs="Arial"/>
+          <w:lang w:val="ca-ES"/>
+        </w:rPr>
+        <w:t>Sobre la hipòtesis de “”</w:t>
+      </w:r>
+      <w:r>
+        <w:rPr>
+          <w:rFonts w:ascii="Arial" w:hAnsi="Arial" w:cs="Arial"/>
+          <w:lang w:val="ca-ES"/>
+        </w:rPr>
+        <w:t>Es triga el mateix temps caminant en arribar als dos sentits d’una andana</w:t>
+      </w:r>
+      <w:r>
+        <w:rPr>
+          <w:rFonts w:ascii="Arial" w:hAnsi="Arial" w:cs="Arial"/>
+          <w:lang w:val="ca-ES"/>
+        </w:rPr>
+        <w:t>”</w:t>
+      </w:r>
+    </w:p>
+    <w:p>
+      <w:pPr>
+        <w:pStyle w:val="ListParagraph"/>
+        <w:numPr>
+          <w:ilvl w:val="0"/>
+          <w:numId w:val="1"/>
+        </w:numPr>
+        <w:rPr>
+          <w:rFonts w:ascii="Arial" w:hAnsi="Arial" w:cs="Arial"/>
+          <w:lang w:val="ca-ES"/>
+        </w:rPr>
+      </w:pPr>
+      <w:r>
+        <w:rPr>
+          <w:rFonts w:ascii="Arial" w:hAnsi="Arial" w:cs="Arial"/>
+          <w:lang w:val="ca-ES"/>
+        </w:rPr>
+        <w:t xml:space="preserve">Sabem que existeixen casos a la vida real on això no es compleix com quan es va de l’andana de la L5 a l’andana de la L4 de Maragall (per anar en direcció a la Trinitat Vella s’han de fer uns trams d’escales extra que no si es va en direcció a La Pau), però a ‘pathways.txt’ ja ve donat així. </w:t>
+      </w:r>
+    </w:p>
+    <w:p>
+      <w:pPr>
+        <w:rPr>
+          <w:rFonts w:ascii="Arial" w:hAnsi="Arial" w:cs="Arial"/>
+          <w:lang w:val="ca-ES"/>
+        </w:rPr>
+      </w:pPr>
+    </w:p>
+    <w:p>
+      <w:pPr>
+        <w:rPr>
+          <w:rFonts w:ascii="Arial" w:hAnsi="Arial" w:cs="Arial"/>
+          <w:lang w:val="ca-ES"/>
+        </w:rPr>
+      </w:pPr>
+    </w:p>
+    <w:p>
+      <w:pPr>
+        <w:rPr>
+          <w:rFonts w:ascii="Arial" w:hAnsi="Arial" w:cs="Arial"/>
+          <w:lang w:val="ca-ES"/>
+        </w:rPr>
+      </w:pPr>
+    </w:p>
+    <w:p>
+      <w:pPr>
+        <w:rPr>
+          <w:rFonts w:ascii="Arial" w:hAnsi="Arial" w:cs="Arial"/>
+          <w:lang w:val="ca-ES"/>
+        </w:rPr>
+      </w:pPr>
+    </w:p>
+    <w:p>
+      <w:pPr>
+        <w:rPr>
+          <w:rFonts w:ascii="Arial" w:hAnsi="Arial" w:cs="Arial"/>
+          <w:lang w:val="ca-ES"/>
+        </w:rPr>
+      </w:pPr>
+    </w:p>
+    <w:p>
+      <w:pPr>
+        <w:pBdr>
+          <w:bottom w:val="single" w:sz="6" w:space="1" w:color="auto"/>
+        </w:pBdr>
+        <w:rPr>
+          <w:rFonts w:ascii="Arial" w:hAnsi="Arial" w:cs="Arial"/>
+          <w:lang w:val="ca-ES"/>
+        </w:rPr>
+      </w:pPr>
+    </w:p>
+    <w:p>
+      <w:pPr>
+        <w:rPr>
+          <w:rFonts w:ascii="Arial" w:hAnsi="Arial" w:cs="Arial"/>
+          <w:lang w:val="ca-ES"/>
+        </w:rPr>
+      </w:pPr>
+    </w:p>
+    <w:p>
+      <w:pPr>
+        <w:rPr>
+          <w:rFonts w:ascii="Arial" w:hAnsi="Arial" w:cs="Arial"/>
+          <w:color w:val="BFBFBF" w:themeColor="background1" w:themeShade="BF"/>
+          <w:lang w:val="ca-ES"/>
+        </w:rPr>
+      </w:pPr>
+      <w:r>
+        <w:rPr>
+          <w:rFonts w:ascii="Arial" w:hAnsi="Arial" w:cs="Arial"/>
+          <w:color w:val="BFBFBF" w:themeColor="background1" w:themeShade="BF"/>
+          <w:lang w:val="ca-ES"/>
         </w:rPr>
         <w:t>POSSSIBLES CONCLUSIONS</w:t>
       </w:r>
@@ -278,33 +737,195 @@
       <w:pPr>
         <w:rPr>
           <w:rFonts w:ascii="Arial" w:hAnsi="Arial" w:cs="Arial"/>
-        </w:rPr>
-      </w:pPr>
-      <w:r>
-        <w:rPr>
-          <w:rFonts w:ascii="Arial" w:hAnsi="Arial" w:cs="Arial"/>
-        </w:rPr>
-        <w:lastRenderedPageBreak/>
-        <w:t>Pel cas plantejat la heurísitca per defecte és força dolenta. Per aquest graf amb tants pocs nodes surt a compte (en nombre d’iteracions) utilitzar el Dijkstra. De totes maneres, analitzant l’estructura del nostre graf, podem veure que la gran diferència entre nodes considerats i nodes al camí més curt és troba justament on hi ha “forats”. És aquí només on una heurística ens serviria. Plantejant-ho d’aquesta manera, pensant tal… trobem la heurísitica tal que fa reduir aquesta diferència a un nombre molt menor d’iteracions.</w:t>
-      </w:r>
-    </w:p>
-    <w:p>
-      <w:pPr>
-        <w:rPr>
-          <w:rFonts w:ascii="Arial" w:hAnsi="Arial" w:cs="Arial"/>
-        </w:rPr>
-      </w:pPr>
-      <w:r>
-        <w:rPr>
-          <w:rFonts w:ascii="Arial" w:hAnsi="Arial" w:cs="Arial"/>
-        </w:rPr>
-        <w:t>Ojalà fent la heurísitca “by default” em surtin més iteracions en els casos extrems dels forats que amb el dijkstra perquè quedaria super bé</w:t>
-      </w:r>
-    </w:p>
-    <w:p>
-      <w:pPr>
-        <w:rPr>
-          <w:rFonts w:ascii="Arial" w:hAnsi="Arial" w:cs="Arial"/>
+          <w:color w:val="BFBFBF" w:themeColor="background1" w:themeShade="BF"/>
+          <w:lang w:val="ca-ES"/>
+        </w:rPr>
+      </w:pPr>
+      <w:r>
+        <w:rPr>
+          <w:rFonts w:ascii="Arial" w:hAnsi="Arial" w:cs="Arial"/>
+          <w:color w:val="BFBFBF" w:themeColor="background1" w:themeShade="BF"/>
+          <w:lang w:val="ca-ES"/>
+        </w:rPr>
+        <w:t xml:space="preserve">Pel cas plantejat la </w:t>
+      </w:r>
+      <w:proofErr w:type="spellStart"/>
+      <w:r>
+        <w:rPr>
+          <w:rFonts w:ascii="Arial" w:hAnsi="Arial" w:cs="Arial"/>
+          <w:color w:val="BFBFBF" w:themeColor="background1" w:themeShade="BF"/>
+          <w:lang w:val="ca-ES"/>
+        </w:rPr>
+        <w:t>heurísitca</w:t>
+      </w:r>
+      <w:proofErr w:type="spellEnd"/>
+      <w:r>
+        <w:rPr>
+          <w:rFonts w:ascii="Arial" w:hAnsi="Arial" w:cs="Arial"/>
+          <w:color w:val="BFBFBF" w:themeColor="background1" w:themeShade="BF"/>
+          <w:lang w:val="ca-ES"/>
+        </w:rPr>
+        <w:t xml:space="preserve"> per defecte és força dolenta. Per aquest graf amb tants pocs nodes surt a compte (en nombre d’iteracions) utilitzar el </w:t>
+      </w:r>
+      <w:proofErr w:type="spellStart"/>
+      <w:r>
+        <w:rPr>
+          <w:rFonts w:ascii="Arial" w:hAnsi="Arial" w:cs="Arial"/>
+          <w:color w:val="BFBFBF" w:themeColor="background1" w:themeShade="BF"/>
+          <w:lang w:val="ca-ES"/>
+        </w:rPr>
+        <w:t>Dijkstra</w:t>
+      </w:r>
+      <w:proofErr w:type="spellEnd"/>
+      <w:r>
+        <w:rPr>
+          <w:rFonts w:ascii="Arial" w:hAnsi="Arial" w:cs="Arial"/>
+          <w:color w:val="BFBFBF" w:themeColor="background1" w:themeShade="BF"/>
+          <w:lang w:val="ca-ES"/>
+        </w:rPr>
+        <w:t xml:space="preserve">. De totes maneres, analitzant l’estructura del nostre graf, podem veure que la gran diferència entre nodes considerats i nodes al camí més curt és troba justament on hi ha “forats”. És aquí només on una heurística ens serviria. Plantejant-ho d’aquesta manera, pensant tal… trobem la </w:t>
+      </w:r>
+      <w:proofErr w:type="spellStart"/>
+      <w:r>
+        <w:rPr>
+          <w:rFonts w:ascii="Arial" w:hAnsi="Arial" w:cs="Arial"/>
+          <w:color w:val="BFBFBF" w:themeColor="background1" w:themeShade="BF"/>
+          <w:lang w:val="ca-ES"/>
+        </w:rPr>
+        <w:t>heurísitica</w:t>
+      </w:r>
+      <w:proofErr w:type="spellEnd"/>
+      <w:r>
+        <w:rPr>
+          <w:rFonts w:ascii="Arial" w:hAnsi="Arial" w:cs="Arial"/>
+          <w:color w:val="BFBFBF" w:themeColor="background1" w:themeShade="BF"/>
+          <w:lang w:val="ca-ES"/>
+        </w:rPr>
+        <w:t xml:space="preserve"> tal que fa reduir aquesta diferència a un nombre molt menor d’iteracions.</w:t>
+      </w:r>
+    </w:p>
+    <w:p>
+      <w:pPr>
+        <w:rPr>
+          <w:rFonts w:ascii="Arial" w:hAnsi="Arial" w:cs="Arial"/>
+          <w:color w:val="BFBFBF" w:themeColor="background1" w:themeShade="BF"/>
+          <w:lang w:val="ca-ES"/>
+        </w:rPr>
+      </w:pPr>
+      <w:proofErr w:type="spellStart"/>
+      <w:r>
+        <w:rPr>
+          <w:rFonts w:ascii="Arial" w:hAnsi="Arial" w:cs="Arial"/>
+          <w:color w:val="BFBFBF" w:themeColor="background1" w:themeShade="BF"/>
+          <w:lang w:val="ca-ES"/>
+        </w:rPr>
+        <w:t>Ojalà</w:t>
+      </w:r>
+      <w:proofErr w:type="spellEnd"/>
+      <w:r>
+        <w:rPr>
+          <w:rFonts w:ascii="Arial" w:hAnsi="Arial" w:cs="Arial"/>
+          <w:color w:val="BFBFBF" w:themeColor="background1" w:themeShade="BF"/>
+          <w:lang w:val="ca-ES"/>
+        </w:rPr>
+        <w:t xml:space="preserve"> fent la </w:t>
+      </w:r>
+      <w:proofErr w:type="spellStart"/>
+      <w:r>
+        <w:rPr>
+          <w:rFonts w:ascii="Arial" w:hAnsi="Arial" w:cs="Arial"/>
+          <w:color w:val="BFBFBF" w:themeColor="background1" w:themeShade="BF"/>
+          <w:lang w:val="ca-ES"/>
+        </w:rPr>
+        <w:t>heurísitca</w:t>
+      </w:r>
+      <w:proofErr w:type="spellEnd"/>
+      <w:r>
+        <w:rPr>
+          <w:rFonts w:ascii="Arial" w:hAnsi="Arial" w:cs="Arial"/>
+          <w:color w:val="BFBFBF" w:themeColor="background1" w:themeShade="BF"/>
+          <w:lang w:val="ca-ES"/>
+        </w:rPr>
+        <w:t xml:space="preserve"> “</w:t>
+      </w:r>
+      <w:proofErr w:type="spellStart"/>
+      <w:r>
+        <w:rPr>
+          <w:rFonts w:ascii="Arial" w:hAnsi="Arial" w:cs="Arial"/>
+          <w:color w:val="BFBFBF" w:themeColor="background1" w:themeShade="BF"/>
+          <w:lang w:val="ca-ES"/>
+        </w:rPr>
+        <w:t>by</w:t>
+      </w:r>
+      <w:proofErr w:type="spellEnd"/>
+      <w:r>
+        <w:rPr>
+          <w:rFonts w:ascii="Arial" w:hAnsi="Arial" w:cs="Arial"/>
+          <w:color w:val="BFBFBF" w:themeColor="background1" w:themeShade="BF"/>
+          <w:lang w:val="ca-ES"/>
+        </w:rPr>
+        <w:t xml:space="preserve"> </w:t>
+      </w:r>
+      <w:proofErr w:type="spellStart"/>
+      <w:r>
+        <w:rPr>
+          <w:rFonts w:ascii="Arial" w:hAnsi="Arial" w:cs="Arial"/>
+          <w:color w:val="BFBFBF" w:themeColor="background1" w:themeShade="BF"/>
+          <w:lang w:val="ca-ES"/>
+        </w:rPr>
+        <w:t>default</w:t>
+      </w:r>
+      <w:proofErr w:type="spellEnd"/>
+      <w:r>
+        <w:rPr>
+          <w:rFonts w:ascii="Arial" w:hAnsi="Arial" w:cs="Arial"/>
+          <w:color w:val="BFBFBF" w:themeColor="background1" w:themeShade="BF"/>
+          <w:lang w:val="ca-ES"/>
+        </w:rPr>
+        <w:t xml:space="preserve">” em surtin més iteracions en els casos extrems dels forats que amb el </w:t>
+      </w:r>
+      <w:proofErr w:type="spellStart"/>
+      <w:r>
+        <w:rPr>
+          <w:rFonts w:ascii="Arial" w:hAnsi="Arial" w:cs="Arial"/>
+          <w:color w:val="BFBFBF" w:themeColor="background1" w:themeShade="BF"/>
+          <w:lang w:val="ca-ES"/>
+        </w:rPr>
+        <w:t>dijkstra</w:t>
+      </w:r>
+      <w:proofErr w:type="spellEnd"/>
+      <w:r>
+        <w:rPr>
+          <w:rFonts w:ascii="Arial" w:hAnsi="Arial" w:cs="Arial"/>
+          <w:color w:val="BFBFBF" w:themeColor="background1" w:themeShade="BF"/>
+          <w:lang w:val="ca-ES"/>
+        </w:rPr>
+        <w:t xml:space="preserve"> perquè quedaria </w:t>
+      </w:r>
+      <w:proofErr w:type="spellStart"/>
+      <w:r>
+        <w:rPr>
+          <w:rFonts w:ascii="Arial" w:hAnsi="Arial" w:cs="Arial"/>
+          <w:color w:val="BFBFBF" w:themeColor="background1" w:themeShade="BF"/>
+          <w:lang w:val="ca-ES"/>
+        </w:rPr>
+        <w:t>super</w:t>
+      </w:r>
+      <w:proofErr w:type="spellEnd"/>
+      <w:r>
+        <w:rPr>
+          <w:rFonts w:ascii="Arial" w:hAnsi="Arial" w:cs="Arial"/>
+          <w:color w:val="BFBFBF" w:themeColor="background1" w:themeShade="BF"/>
+          <w:lang w:val="ca-ES"/>
+        </w:rPr>
+        <w:t xml:space="preserve"> bé</w:t>
+      </w:r>
+    </w:p>
+    <w:p>
+      <w:pPr>
+        <w:rPr>
+          <w:rFonts w:ascii="Arial" w:hAnsi="Arial" w:cs="Arial"/>
+          <w:lang w:val="ca-ES"/>
         </w:rPr>
       </w:pPr>
     </w:p>
@@ -432,8 +1053,123 @@
       </w:rPr>
     </w:lvl>
   </w:abstractNum>
+  <w:abstractNum w:abstractNumId="1" w15:restartNumberingAfterBreak="0">
+    <w:nsid w:val="1D980E95"/>
+    <w:multiLevelType w:val="hybridMultilevel"/>
+    <w:tmpl w:val="4E80E146"/>
+    <w:lvl w:ilvl="0" w:tplc="9566E882">
+      <w:numFmt w:val="bullet"/>
+      <w:lvlText w:val="-"/>
+      <w:lvlJc w:val="left"/>
+      <w:pPr>
+        <w:ind w:left="720" w:hanging="360"/>
+      </w:pPr>
+      <w:rPr>
+        <w:rFonts w:ascii="Arial" w:eastAsiaTheme="minorHAnsi" w:hAnsi="Arial" w:cs="Arial" w:hint="default"/>
+      </w:rPr>
+    </w:lvl>
+    <w:lvl w:ilvl="1" w:tplc="040A0003">
+      <w:start w:val="1"/>
+      <w:numFmt w:val="bullet"/>
+      <w:lvlText w:val="o"/>
+      <w:lvlJc w:val="left"/>
+      <w:pPr>
+        <w:ind w:left="1440" w:hanging="360"/>
+      </w:pPr>
+      <w:rPr>
+        <w:rFonts w:ascii="Courier New" w:hAnsi="Courier New" w:cs="Courier New" w:hint="default"/>
+      </w:rPr>
+    </w:lvl>
+    <w:lvl w:ilvl="2" w:tplc="040A0005" w:tentative="1">
+      <w:start w:val="1"/>
+      <w:numFmt w:val="bullet"/>
+      <w:lvlText w:val=""/>
+      <w:lvlJc w:val="left"/>
+      <w:pPr>
+        <w:ind w:left="2160" w:hanging="360"/>
+      </w:pPr>
+      <w:rPr>
+        <w:rFonts w:ascii="Wingdings" w:hAnsi="Wingdings" w:hint="default"/>
+      </w:rPr>
+    </w:lvl>
+    <w:lvl w:ilvl="3" w:tplc="040A0001" w:tentative="1">
+      <w:start w:val="1"/>
+      <w:numFmt w:val="bullet"/>
+      <w:lvlText w:val=""/>
+      <w:lvlJc w:val="left"/>
+      <w:pPr>
+        <w:ind w:left="2880" w:hanging="360"/>
+      </w:pPr>
+      <w:rPr>
+        <w:rFonts w:ascii="Symbol" w:hAnsi="Symbol" w:hint="default"/>
+      </w:rPr>
+    </w:lvl>
+    <w:lvl w:ilvl="4" w:tplc="040A0003" w:tentative="1">
+      <w:start w:val="1"/>
+      <w:numFmt w:val="bullet"/>
+      <w:lvlText w:val="o"/>
+      <w:lvlJc w:val="left"/>
+      <w:pPr>
+        <w:ind w:left="3600" w:hanging="360"/>
+      </w:pPr>
+      <w:rPr>
+        <w:rFonts w:ascii="Courier New" w:hAnsi="Courier New" w:cs="Courier New" w:hint="default"/>
+      </w:rPr>
+    </w:lvl>
+    <w:lvl w:ilvl="5" w:tplc="040A0005" w:tentative="1">
+      <w:start w:val="1"/>
+      <w:numFmt w:val="bullet"/>
+      <w:lvlText w:val=""/>
+      <w:lvlJc w:val="left"/>
+      <w:pPr>
+        <w:ind w:left="4320" w:hanging="360"/>
+      </w:pPr>
+      <w:rPr>
+        <w:rFonts w:ascii="Wingdings" w:hAnsi="Wingdings" w:hint="default"/>
+      </w:rPr>
+    </w:lvl>
+    <w:lvl w:ilvl="6" w:tplc="040A0001" w:tentative="1">
+      <w:start w:val="1"/>
+      <w:numFmt w:val="bullet"/>
+      <w:lvlText w:val=""/>
+      <w:lvlJc w:val="left"/>
+      <w:pPr>
+        <w:ind w:left="5040" w:hanging="360"/>
+      </w:pPr>
+      <w:rPr>
+        <w:rFonts w:ascii="Symbol" w:hAnsi="Symbol" w:hint="default"/>
+      </w:rPr>
+    </w:lvl>
+    <w:lvl w:ilvl="7" w:tplc="040A0003" w:tentative="1">
+      <w:start w:val="1"/>
+      <w:numFmt w:val="bullet"/>
+      <w:lvlText w:val="o"/>
+      <w:lvlJc w:val="left"/>
+      <w:pPr>
+        <w:ind w:left="5760" w:hanging="360"/>
+      </w:pPr>
+      <w:rPr>
+        <w:rFonts w:ascii="Courier New" w:hAnsi="Courier New" w:cs="Courier New" w:hint="default"/>
+      </w:rPr>
+    </w:lvl>
+    <w:lvl w:ilvl="8" w:tplc="040A0005" w:tentative="1">
+      <w:start w:val="1"/>
+      <w:numFmt w:val="bullet"/>
+      <w:lvlText w:val=""/>
+      <w:lvlJc w:val="left"/>
+      <w:pPr>
+        <w:ind w:left="6480" w:hanging="360"/>
+      </w:pPr>
+      <w:rPr>
+        <w:rFonts w:ascii="Wingdings" w:hAnsi="Wingdings" w:hint="default"/>
+      </w:rPr>
+    </w:lvl>
+  </w:abstractNum>
   <w:num w:numId="1" w16cid:durableId="1325817688">
     <w:abstractNumId w:val="0"/>
+  </w:num>
+  <w:num w:numId="2" w16cid:durableId="81607511">
+    <w:abstractNumId w:val="1"/>
   </w:num>
 </w:numbering>
 </file>

--- a/.docu/Plantejament del treball.docx
+++ b/.docu/Plantejament del treball.docx
@@ -1,6 +1,6 @@
 
 <file path=word/document.xml><?xml version="1.0" encoding="utf-8"?>
-<w:document xmlns:wpc="http://schemas.microsoft.com/office/word/2010/wordprocessingCanvas" xmlns:cx="http://schemas.microsoft.com/office/drawing/2014/chartex" xmlns:cx1="http://schemas.microsoft.com/office/drawing/2015/9/8/chartex" xmlns:cx2="http://schemas.microsoft.com/office/drawing/2015/10/21/chartex" xmlns:cx3="http://schemas.microsoft.com/office/drawing/2016/5/9/chartex" xmlns:cx4="http://schemas.microsoft.com/office/drawing/2016/5/10/chartex" xmlns:cx5="http://schemas.microsoft.com/office/drawing/2016/5/11/chartex" xmlns:cx6="http://schemas.microsoft.com/office/drawing/2016/5/12/chartex" xmlns:cx7="http://schemas.microsoft.com/office/drawing/2016/5/13/chartex" xmlns:cx8="http://schemas.microsoft.com/office/drawing/2016/5/14/chartex" xmlns:mc="http://schemas.openxmlformats.org/markup-compatibility/2006" xmlns:m="http://schemas.openxmlformats.org/officeDocument/2006/math" xmlns:aink="http://schemas.microsoft.com/office/drawing/2016/ink" xmlns:am3d="http://schemas.microsoft.com/office/drawing/2017/model3d" xmlns:oel="http://schemas.microsoft.com/office/2019/extlst" xmlns:r="http://schemas.openxmlformats.org/officeDocument/2006/relationships" xmlns:wp14="http://schemas.microsoft.com/office/word/2010/wordprocessingDrawing" xmlns:wp="http://schemas.openxmlformats.org/drawingml/2006/wordprocessingDrawing" xmlns:wpg="http://schemas.microsoft.com/office/word/2010/wordprocessingGroup" xmlns:wpi="http://schemas.microsoft.com/office/word/2010/wordprocessingInk" xmlns:wps="http://schemas.microsoft.com/office/word/2010/wordprocessingShape" xmlns:o="urn:schemas-microsoft-com:office:office" xmlns:v="urn:schemas-microsoft-com:vml" xmlns:w10="urn:schemas-microsoft-com:office:word" xmlns:w="http://schemas.openxmlformats.org/wordprocessingml/2006/main" xmlns:w14="http://schemas.microsoft.com/office/word/2010/wordml" xmlns:w15="http://schemas.microsoft.com/office/word/2012/wordml" xmlns:w16cex="http://schemas.microsoft.com/office/word/2018/wordml/cex" xmlns:w16cid="http://schemas.microsoft.com/office/word/2016/wordml/cid" xmlns:w16="http://schemas.microsoft.com/office/word/2018/wordml" xmlns:w16sdtdh="http://schemas.microsoft.com/office/word/2020/wordml/sdtdatahash" xmlns:w16sdtfl="http://schemas.microsoft.com/office/word/2024/wordml/sdtformatlock" xmlns:w16se="http://schemas.microsoft.com/office/word/2015/wordml/symex" xmlns:w16du="http://schemas.microsoft.com/office/word/2023/wordml/word16du" xmlns:wne="http://schemas.microsoft.com/office/word/2006/wordml" mc:Ignorable="w14 w15 w16se w16cid w16 w16cex w16sdtdh w16sdtfl w16du wp14">
+<w:document xmlns:wpc="http://schemas.microsoft.com/office/word/2010/wordprocessingCanvas" xmlns:cx="http://schemas.microsoft.com/office/drawing/2014/chartex" xmlns:cx1="http://schemas.microsoft.com/office/drawing/2015/9/8/chartex" xmlns:cx2="http://schemas.microsoft.com/office/drawing/2015/10/21/chartex" xmlns:cx3="http://schemas.microsoft.com/office/drawing/2016/5/9/chartex" xmlns:cx4="http://schemas.microsoft.com/office/drawing/2016/5/10/chartex" xmlns:cx5="http://schemas.microsoft.com/office/drawing/2016/5/11/chartex" xmlns:cx6="http://schemas.microsoft.com/office/drawing/2016/5/12/chartex" xmlns:cx7="http://schemas.microsoft.com/office/drawing/2016/5/13/chartex" xmlns:cx8="http://schemas.microsoft.com/office/drawing/2016/5/14/chartex" xmlns:mc="http://schemas.openxmlformats.org/markup-compatibility/2006" xmlns:m="http://schemas.openxmlformats.org/officeDocument/2006/math" xmlns:aink="http://schemas.microsoft.com/office/drawing/2016/ink" xmlns:am3d="http://schemas.microsoft.com/office/drawing/2017/model3d" xmlns:oel="http://schemas.microsoft.com/office/2019/extlst" xmlns:r="http://schemas.openxmlformats.org/officeDocument/2006/relationships" xmlns:wp14="http://schemas.microsoft.com/office/word/2010/wordprocessingDrawing" xmlns:wp="http://schemas.openxmlformats.org/drawingml/2006/wordprocessingDrawing" xmlns:wpg="http://schemas.microsoft.com/office/word/2010/wordprocessingGroup" xmlns:wpi="http://schemas.microsoft.com/office/word/2010/wordprocessingInk" xmlns:wps="http://schemas.microsoft.com/office/word/2010/wordprocessingShape" xmlns:o="urn:schemas-microsoft-com:office:office" xmlns:v="urn:schemas-microsoft-com:vml" xmlns:w10="urn:schemas-microsoft-com:office:word" xmlns:w="http://schemas.openxmlformats.org/wordprocessingml/2006/main" xmlns:w14="http://schemas.microsoft.com/office/word/2010/wordml" xmlns:w15="http://schemas.microsoft.com/office/word/2012/wordml" xmlns:w16cei="http://schemas.microsoft.com/office/word/2026/wordml/cei" xmlns:w16cex="http://schemas.microsoft.com/office/word/2018/wordml/cex" xmlns:w16cid="http://schemas.microsoft.com/office/word/2016/wordml/cid" xmlns:w16="http://schemas.microsoft.com/office/word/2018/wordml" xmlns:w16sdtdh="http://schemas.microsoft.com/office/word/2020/wordml/sdtdatahash" xmlns:w16sdtfl="http://schemas.microsoft.com/office/word/2024/wordml/sdtformatlock" xmlns:w16se="http://schemas.microsoft.com/office/word/2015/wordml/symex" xmlns:w16du="http://schemas.microsoft.com/office/word/2023/wordml/word16du" xmlns:wne="http://schemas.microsoft.com/office/word/2006/wordml" mc:Ignorable="w14 w15 w16se w16cid w16 w16cex w16sdtdh w16sdtfl w16du wp14">
   <w:body>
     <w:p>
       <w:pPr>
@@ -620,21 +620,7 @@
           <w:rFonts w:ascii="Arial" w:hAnsi="Arial" w:cs="Arial"/>
           <w:lang w:val="ca-ES"/>
         </w:rPr>
-        <w:t>Sobre la hipòtesis de “”</w:t>
-      </w:r>
-      <w:r>
-        <w:rPr>
-          <w:rFonts w:ascii="Arial" w:hAnsi="Arial" w:cs="Arial"/>
-          <w:lang w:val="ca-ES"/>
-        </w:rPr>
-        <w:t>Es triga el mateix temps caminant en arribar als dos sentits d’una andana</w:t>
-      </w:r>
-      <w:r>
-        <w:rPr>
-          <w:rFonts w:ascii="Arial" w:hAnsi="Arial" w:cs="Arial"/>
-          <w:lang w:val="ca-ES"/>
-        </w:rPr>
-        <w:t>”</w:t>
+        <w:t>Sobre la hipòtesis de “Es triga el mateix temps caminant en arribar als dos sentits d’una andana”</w:t>
       </w:r>
     </w:p>
     <w:p>
@@ -940,7 +926,7 @@
 </file>
 
 <file path=word/numbering.xml><?xml version="1.0" encoding="utf-8"?>
-<w:numbering xmlns:wpc="http://schemas.microsoft.com/office/word/2010/wordprocessingCanvas" xmlns:cx="http://schemas.microsoft.com/office/drawing/2014/chartex" xmlns:cx1="http://schemas.microsoft.com/office/drawing/2015/9/8/chartex" xmlns:cx2="http://schemas.microsoft.com/office/drawing/2015/10/21/chartex" xmlns:cx3="http://schemas.microsoft.com/office/drawing/2016/5/9/chartex" xmlns:cx4="http://schemas.microsoft.com/office/drawing/2016/5/10/chartex" xmlns:cx5="http://schemas.microsoft.com/office/drawing/2016/5/11/chartex" xmlns:cx6="http://schemas.microsoft.com/office/drawing/2016/5/12/chartex" xmlns:cx7="http://schemas.microsoft.com/office/drawing/2016/5/13/chartex" xmlns:cx8="http://schemas.microsoft.com/office/drawing/2016/5/14/chartex" xmlns:mc="http://schemas.openxmlformats.org/markup-compatibility/2006" xmlns:m="http://schemas.openxmlformats.org/officeDocument/2006/math" xmlns:aink="http://schemas.microsoft.com/office/drawing/2016/ink" xmlns:am3d="http://schemas.microsoft.com/office/drawing/2017/model3d" xmlns:oel="http://schemas.microsoft.com/office/2019/extlst" xmlns:r="http://schemas.openxmlformats.org/officeDocument/2006/relationships" xmlns:wp14="http://schemas.microsoft.com/office/word/2010/wordprocessingDrawing" xmlns:wp="http://schemas.openxmlformats.org/drawingml/2006/wordprocessingDrawing" xmlns:wpg="http://schemas.microsoft.com/office/word/2010/wordprocessingGroup" xmlns:wpi="http://schemas.microsoft.com/office/word/2010/wordprocessingInk" xmlns:wps="http://schemas.microsoft.com/office/word/2010/wordprocessingShape" xmlns:o="urn:schemas-microsoft-com:office:office" xmlns:v="urn:schemas-microsoft-com:vml" xmlns:w10="urn:schemas-microsoft-com:office:word" xmlns:w="http://schemas.openxmlformats.org/wordprocessingml/2006/main" xmlns:w14="http://schemas.microsoft.com/office/word/2010/wordml" xmlns:w15="http://schemas.microsoft.com/office/word/2012/wordml" xmlns:w16cex="http://schemas.microsoft.com/office/word/2018/wordml/cex" xmlns:w16cid="http://schemas.microsoft.com/office/word/2016/wordml/cid" xmlns:w16="http://schemas.microsoft.com/office/word/2018/wordml" xmlns:w16sdtdh="http://schemas.microsoft.com/office/word/2020/wordml/sdtdatahash" xmlns:w16sdtfl="http://schemas.microsoft.com/office/word/2024/wordml/sdtformatlock" xmlns:w16se="http://schemas.microsoft.com/office/word/2015/wordml/symex" xmlns:w16du="http://schemas.microsoft.com/office/word/2023/wordml/word16du" xmlns:wne="http://schemas.microsoft.com/office/word/2006/wordml" mc:Ignorable="w14 w15 w16se w16cid w16 w16cex w16sdtdh w16sdtfl w16du wp14">
+<w:numbering xmlns:wpc="http://schemas.microsoft.com/office/word/2010/wordprocessingCanvas" xmlns:cx="http://schemas.microsoft.com/office/drawing/2014/chartex" xmlns:cx1="http://schemas.microsoft.com/office/drawing/2015/9/8/chartex" xmlns:cx2="http://schemas.microsoft.com/office/drawing/2015/10/21/chartex" xmlns:cx3="http://schemas.microsoft.com/office/drawing/2016/5/9/chartex" xmlns:cx4="http://schemas.microsoft.com/office/drawing/2016/5/10/chartex" xmlns:cx5="http://schemas.microsoft.com/office/drawing/2016/5/11/chartex" xmlns:cx6="http://schemas.microsoft.com/office/drawing/2016/5/12/chartex" xmlns:cx7="http://schemas.microsoft.com/office/drawing/2016/5/13/chartex" xmlns:cx8="http://schemas.microsoft.com/office/drawing/2016/5/14/chartex" xmlns:mc="http://schemas.openxmlformats.org/markup-compatibility/2006" xmlns:m="http://schemas.openxmlformats.org/officeDocument/2006/math" xmlns:aink="http://schemas.microsoft.com/office/drawing/2016/ink" xmlns:am3d="http://schemas.microsoft.com/office/drawing/2017/model3d" xmlns:oel="http://schemas.microsoft.com/office/2019/extlst" xmlns:r="http://schemas.openxmlformats.org/officeDocument/2006/relationships" xmlns:wp14="http://schemas.microsoft.com/office/word/2010/wordprocessingDrawing" xmlns:wp="http://schemas.openxmlformats.org/drawingml/2006/wordprocessingDrawing" xmlns:wpg="http://schemas.microsoft.com/office/word/2010/wordprocessingGroup" xmlns:wpi="http://schemas.microsoft.com/office/word/2010/wordprocessingInk" xmlns:wps="http://schemas.microsoft.com/office/word/2010/wordprocessingShape" xmlns:o="urn:schemas-microsoft-com:office:office" xmlns:v="urn:schemas-microsoft-com:vml" xmlns:w10="urn:schemas-microsoft-com:office:word" xmlns:w="http://schemas.openxmlformats.org/wordprocessingml/2006/main" xmlns:w14="http://schemas.microsoft.com/office/word/2010/wordml" xmlns:w15="http://schemas.microsoft.com/office/word/2012/wordml" xmlns:w16cei="http://schemas.microsoft.com/office/word/2026/wordml/cei" xmlns:w16cex="http://schemas.microsoft.com/office/word/2018/wordml/cex" xmlns:w16cid="http://schemas.microsoft.com/office/word/2016/wordml/cid" xmlns:w16="http://schemas.microsoft.com/office/word/2018/wordml" xmlns:w16sdtdh="http://schemas.microsoft.com/office/word/2020/wordml/sdtdatahash" xmlns:w16sdtfl="http://schemas.microsoft.com/office/word/2024/wordml/sdtformatlock" xmlns:w16se="http://schemas.microsoft.com/office/word/2015/wordml/symex" xmlns:w16du="http://schemas.microsoft.com/office/word/2023/wordml/word16du" xmlns:wne="http://schemas.microsoft.com/office/word/2006/wordml" mc:Ignorable="w14 w15 w16se w16cid w16 w16cex w16sdtdh w16sdtfl w16du wp14">
   <w:abstractNum w:abstractNumId="0" w15:restartNumberingAfterBreak="0">
     <w:nsid w:val="05EE3462"/>
     <w:multiLevelType w:val="hybridMultilevel"/>
